--- a/backend-exhibits/Egnyte to OneDrive for Business Advanced Plan - Advanced Not Include.docx
+++ b/backend-exhibits/Egnyte to OneDrive for Business Advanced Plan - Advanced Not Include.docx
@@ -51,7 +51,7 @@
             </w:pPr>
             <w:r>
               <w:rPr>
-                <w:rFonts w:ascii="Arial" w:eastAsia="Arial" w:hAnsi="Arial" w:cs="Arial"/>
+                <w:rFonts w:ascii="Arial" w:hAnsi="Arial" w:cs="Arial" w:eastAsia="Arial"/>
                 <w:b/>
                 <w:sz w:val="21"/>
                 <w:szCs w:val="21"/>
@@ -85,7 +85,7 @@
             </w:pPr>
             <w:r>
               <w:rPr>
-                <w:rFonts w:ascii="Arial" w:eastAsia="Arial" w:hAnsi="Arial" w:cs="Arial"/>
+                <w:rFonts w:ascii="Arial" w:hAnsi="Arial" w:cs="Arial" w:eastAsia="Arial"/>
                 <w:b/>
                 <w:sz w:val="21"/>
                 <w:szCs w:val="21"/>
@@ -113,7 +113,7 @@
             </w:pPr>
             <w:r>
               <w:rPr>
-                <w:rFonts w:ascii="Arial" w:eastAsia="Arial" w:hAnsi="Arial" w:cs="Arial"/>
+                <w:rFonts w:ascii="Arial" w:hAnsi="Arial" w:cs="Arial" w:eastAsia="Arial"/>
                 <w:sz w:val="21"/>
                 <w:szCs w:val="21"/>
               </w:rPr>
@@ -122,7 +122,7 @@
             <w:proofErr w:type="spellStart"/>
             <w:r>
               <w:rPr>
-                <w:rFonts w:ascii="Arial" w:eastAsia="Arial" w:hAnsi="Arial" w:cs="Arial"/>
+                <w:rFonts w:ascii="Arial" w:hAnsi="Arial" w:cs="Arial" w:eastAsia="Arial"/>
                 <w:sz w:val="21"/>
                 <w:szCs w:val="21"/>
               </w:rPr>
@@ -131,7 +131,7 @@
             <w:proofErr w:type="spellEnd"/>
             <w:r>
               <w:rPr>
-                <w:rFonts w:ascii="Arial" w:eastAsia="Arial" w:hAnsi="Arial" w:cs="Arial"/>
+                <w:rFonts w:ascii="Arial" w:hAnsi="Arial" w:cs="Arial" w:eastAsia="Arial"/>
                 <w:sz w:val="21"/>
                 <w:szCs w:val="21"/>
               </w:rPr>
@@ -164,7 +164,7 @@
             </w:pPr>
             <w:r>
               <w:rPr>
-                <w:rFonts w:ascii="Arial" w:eastAsia="Arial" w:hAnsi="Arial" w:cs="Arial"/>
+                <w:rFonts w:ascii="Arial" w:hAnsi="Arial" w:cs="Arial" w:eastAsia="Arial"/>
                 <w:b/>
                 <w:sz w:val="21"/>
                 <w:szCs w:val="21"/>
@@ -192,7 +192,7 @@
             </w:pPr>
             <w:r>
               <w:rPr>
-                <w:rFonts w:ascii="Arial" w:eastAsia="Arial" w:hAnsi="Arial" w:cs="Arial"/>
+                <w:rFonts w:ascii="Arial" w:hAnsi="Arial" w:cs="Arial" w:eastAsia="Arial"/>
                 <w:sz w:val="21"/>
                 <w:szCs w:val="21"/>
               </w:rPr>
@@ -225,7 +225,7 @@
             </w:pPr>
             <w:r>
               <w:rPr>
-                <w:rFonts w:ascii="Arial" w:eastAsia="Arial" w:hAnsi="Arial" w:cs="Arial"/>
+                <w:rFonts w:ascii="Arial" w:hAnsi="Arial" w:cs="Arial" w:eastAsia="Arial"/>
                 <w:b/>
                 <w:sz w:val="21"/>
                 <w:szCs w:val="21"/>
@@ -254,7 +254,7 @@
             <w:proofErr w:type="spellStart"/>
             <w:r>
               <w:rPr>
-                <w:rFonts w:ascii="Arial" w:eastAsia="Arial" w:hAnsi="Arial" w:cs="Arial"/>
+                <w:rFonts w:ascii="Arial" w:hAnsi="Arial" w:cs="Arial" w:eastAsia="Arial"/>
                 <w:sz w:val="21"/>
                 <w:szCs w:val="21"/>
               </w:rPr>
@@ -263,7 +263,7 @@
             <w:proofErr w:type="spellEnd"/>
             <w:r>
               <w:rPr>
-                <w:rFonts w:ascii="Arial" w:eastAsia="Arial" w:hAnsi="Arial" w:cs="Arial"/>
+                <w:rFonts w:ascii="Arial" w:hAnsi="Arial" w:cs="Arial" w:eastAsia="Arial"/>
                 <w:sz w:val="21"/>
                 <w:szCs w:val="21"/>
               </w:rPr>
@@ -296,7 +296,7 @@
             </w:pPr>
             <w:r>
               <w:rPr>
-                <w:rFonts w:ascii="Arial" w:eastAsia="Arial" w:hAnsi="Arial" w:cs="Arial"/>
+                <w:rFonts w:ascii="Arial" w:hAnsi="Arial" w:cs="Arial" w:eastAsia="Arial"/>
                 <w:b/>
                 <w:sz w:val="21"/>
                 <w:szCs w:val="21"/>
@@ -325,7 +325,7 @@
             <w:proofErr w:type="spellStart"/>
             <w:r>
               <w:rPr>
-                <w:rFonts w:ascii="Arial" w:eastAsia="Arial" w:hAnsi="Arial" w:cs="Arial"/>
+                <w:rFonts w:ascii="Arial" w:hAnsi="Arial" w:cs="Arial" w:eastAsia="Arial"/>
                 <w:sz w:val="21"/>
                 <w:szCs w:val="21"/>
               </w:rPr>
@@ -334,7 +334,7 @@
             <w:proofErr w:type="spellEnd"/>
             <w:r>
               <w:rPr>
-                <w:rFonts w:ascii="Arial" w:eastAsia="Arial" w:hAnsi="Arial" w:cs="Arial"/>
+                <w:rFonts w:ascii="Arial" w:hAnsi="Arial" w:cs="Arial" w:eastAsia="Arial"/>
                 <w:sz w:val="21"/>
                 <w:szCs w:val="21"/>
               </w:rPr>
@@ -367,7 +367,7 @@
             </w:pPr>
             <w:r>
               <w:rPr>
-                <w:rFonts w:ascii="Arial" w:eastAsia="Arial" w:hAnsi="Arial" w:cs="Arial"/>
+                <w:rFonts w:ascii="Arial" w:hAnsi="Arial" w:cs="Arial" w:eastAsia="Arial"/>
                 <w:b/>
                 <w:sz w:val="21"/>
                 <w:szCs w:val="21"/>
@@ -396,7 +396,7 @@
             <w:proofErr w:type="spellStart"/>
             <w:r>
               <w:rPr>
-                <w:rFonts w:ascii="Arial" w:eastAsia="Arial" w:hAnsi="Arial" w:cs="Arial"/>
+                <w:rFonts w:ascii="Arial" w:hAnsi="Arial" w:cs="Arial" w:eastAsia="Arial"/>
                 <w:sz w:val="21"/>
                 <w:szCs w:val="21"/>
               </w:rPr>
@@ -405,7 +405,7 @@
             <w:proofErr w:type="spellEnd"/>
             <w:r>
               <w:rPr>
-                <w:rFonts w:ascii="Arial" w:eastAsia="Arial" w:hAnsi="Arial" w:cs="Arial"/>
+                <w:rFonts w:ascii="Arial" w:hAnsi="Arial" w:cs="Arial" w:eastAsia="Arial"/>
                 <w:sz w:val="21"/>
                 <w:szCs w:val="21"/>
               </w:rPr>
@@ -438,7 +438,7 @@
             </w:pPr>
             <w:r>
               <w:rPr>
-                <w:rFonts w:ascii="Arial" w:eastAsia="Arial" w:hAnsi="Arial" w:cs="Arial"/>
+                <w:rFonts w:ascii="Arial" w:hAnsi="Arial" w:cs="Arial" w:eastAsia="Arial"/>
                 <w:b/>
                 <w:sz w:val="21"/>
                 <w:szCs w:val="21"/>
@@ -467,7 +467,7 @@
             <w:proofErr w:type="spellStart"/>
             <w:r>
               <w:rPr>
-                <w:rFonts w:ascii="Arial" w:eastAsia="Arial" w:hAnsi="Arial" w:cs="Arial"/>
+                <w:rFonts w:ascii="Arial" w:hAnsi="Arial" w:cs="Arial" w:eastAsia="Arial"/>
                 <w:sz w:val="21"/>
                 <w:szCs w:val="21"/>
               </w:rPr>
@@ -476,7 +476,7 @@
             <w:proofErr w:type="spellEnd"/>
             <w:r>
               <w:rPr>
-                <w:rFonts w:ascii="Arial" w:eastAsia="Arial" w:hAnsi="Arial" w:cs="Arial"/>
+                <w:rFonts w:ascii="Arial" w:hAnsi="Arial" w:cs="Arial" w:eastAsia="Arial"/>
                 <w:sz w:val="21"/>
                 <w:szCs w:val="21"/>
               </w:rPr>
@@ -509,7 +509,7 @@
             </w:pPr>
             <w:r>
               <w:rPr>
-                <w:rFonts w:ascii="Arial" w:eastAsia="Arial" w:hAnsi="Arial" w:cs="Arial"/>
+                <w:rFonts w:ascii="Arial" w:hAnsi="Arial" w:cs="Arial" w:eastAsia="Arial"/>
                 <w:b/>
                 <w:sz w:val="21"/>
                 <w:szCs w:val="21"/>
@@ -538,7 +538,7 @@
             <w:proofErr w:type="spellStart"/>
             <w:r>
               <w:rPr>
-                <w:rFonts w:ascii="Arial" w:eastAsia="Arial" w:hAnsi="Arial" w:cs="Arial"/>
+                <w:rFonts w:ascii="Arial" w:hAnsi="Arial" w:cs="Arial" w:eastAsia="Arial"/>
                 <w:sz w:val="21"/>
                 <w:szCs w:val="21"/>
               </w:rPr>
@@ -547,7 +547,7 @@
             <w:proofErr w:type="spellEnd"/>
             <w:r>
               <w:rPr>
-                <w:rFonts w:ascii="Arial" w:eastAsia="Arial" w:hAnsi="Arial" w:cs="Arial"/>
+                <w:rFonts w:ascii="Arial" w:hAnsi="Arial" w:cs="Arial" w:eastAsia="Arial"/>
                 <w:sz w:val="21"/>
                 <w:szCs w:val="21"/>
               </w:rPr>
@@ -556,7 +556,7 @@
             <w:proofErr w:type="gramStart"/>
             <w:r>
               <w:rPr>
-                <w:rFonts w:ascii="Arial" w:eastAsia="Arial" w:hAnsi="Arial" w:cs="Arial"/>
+                <w:rFonts w:ascii="Arial" w:hAnsi="Arial" w:cs="Arial" w:eastAsia="Arial"/>
                 <w:sz w:val="21"/>
                 <w:szCs w:val="21"/>
               </w:rPr>
@@ -565,7 +565,7 @@
             <w:proofErr w:type="gramEnd"/>
             <w:r>
               <w:rPr>
-                <w:rFonts w:ascii="Arial" w:eastAsia="Arial" w:hAnsi="Arial" w:cs="Arial"/>
+                <w:rFonts w:ascii="Arial" w:hAnsi="Arial" w:cs="Arial" w:eastAsia="Arial"/>
                 <w:sz w:val="21"/>
                 <w:szCs w:val="21"/>
               </w:rPr>
@@ -598,7 +598,7 @@
             </w:pPr>
             <w:r>
               <w:rPr>
-                <w:rFonts w:ascii="Arial" w:eastAsia="Arial" w:hAnsi="Arial" w:cs="Arial"/>
+                <w:rFonts w:ascii="Arial" w:hAnsi="Arial" w:cs="Arial" w:eastAsia="Arial"/>
                 <w:b/>
                 <w:sz w:val="21"/>
                 <w:szCs w:val="21"/>
@@ -626,7 +626,7 @@
             </w:pPr>
             <w:r>
               <w:rPr>
-                <w:rFonts w:ascii="Arial" w:eastAsia="Arial" w:hAnsi="Arial" w:cs="Arial"/>
+                <w:rFonts w:ascii="Arial" w:hAnsi="Arial" w:cs="Arial" w:eastAsia="Arial"/>
                 <w:sz w:val="21"/>
                 <w:szCs w:val="21"/>
               </w:rPr>
@@ -659,7 +659,7 @@
             </w:pPr>
             <w:r>
               <w:rPr>
-                <w:rFonts w:ascii="Arial" w:eastAsia="Arial" w:hAnsi="Arial" w:cs="Arial"/>
+                <w:rFonts w:ascii="Arial" w:hAnsi="Arial" w:cs="Arial" w:eastAsia="Arial"/>
                 <w:b/>
                 <w:sz w:val="21"/>
                 <w:szCs w:val="21"/>
@@ -687,7 +687,7 @@
             </w:pPr>
             <w:r>
               <w:rPr>
-                <w:rFonts w:ascii="Arial" w:eastAsia="Arial" w:hAnsi="Arial" w:cs="Arial"/>
+                <w:rFonts w:ascii="Arial" w:hAnsi="Arial" w:cs="Arial" w:eastAsia="Arial"/>
                 <w:sz w:val="21"/>
                 <w:szCs w:val="21"/>
               </w:rPr>
@@ -720,7 +720,7 @@
             </w:pPr>
             <w:r>
               <w:rPr>
-                <w:rFonts w:ascii="Arial" w:eastAsia="Arial" w:hAnsi="Arial" w:cs="Arial"/>
+                <w:rFonts w:ascii="Arial" w:hAnsi="Arial" w:cs="Arial" w:eastAsia="Arial"/>
                 <w:b/>
                 <w:sz w:val="21"/>
                 <w:szCs w:val="21"/>
@@ -748,7 +748,7 @@
             </w:pPr>
             <w:r>
               <w:rPr>
-                <w:rFonts w:ascii="Arial" w:eastAsia="Arial" w:hAnsi="Arial" w:cs="Arial"/>
+                <w:rFonts w:ascii="Arial" w:hAnsi="Arial" w:cs="Arial" w:eastAsia="Arial"/>
                 <w:sz w:val="21"/>
                 <w:szCs w:val="21"/>
               </w:rPr>
@@ -773,10 +773,10 @@
   <w:docDefaults>
     <w:rPrDefault>
       <w:rPr>
-        <w:rFonts w:asciiTheme="minorHAnsi" w:eastAsiaTheme="minorEastAsia" w:hAnsiTheme="minorHAnsi" w:cstheme="minorBidi"/>
+        <w:rFonts w:ascii="Arial" w:hAnsi="Arial" w:cs="Arial" w:eastAsia="Arial"/>
         <w:kern w:val="2"/>
-        <w:sz w:val="24"/>
-        <w:szCs w:val="24"/>
+        <w:sz w:val="21"/>
+        <w:szCs w:val="21"/>
         <w:lang w:val="en-IN" w:eastAsia="en-IN" w:bidi="ar-SA"/>
         <w14:ligatures w14:val="standardContextual"/>
       </w:rPr>
@@ -1172,9 +1172,9 @@
       <w:spacing w:line="259" w:lineRule="auto"/>
     </w:pPr>
     <w:rPr>
-      <w:rFonts w:ascii="Calibri" w:eastAsia="Calibri" w:hAnsi="Calibri" w:cs="Calibri"/>
+      <w:rFonts w:ascii="Arial" w:hAnsi="Arial" w:cs="Arial" w:eastAsia="Arial"/>
       <w:color w:val="000000"/>
-      <w:sz w:val="22"/>
+      <w:sz w:val="21"/>
     </w:rPr>
   </w:style>
   <w:style w:type="character" w:default="1" w:styleId="DefaultParagraphFont">
